--- a/docs/Homeserver_Dokumentation.docx
+++ b/docs/Homeserver_Dokumentation.docx
@@ -351,7 +351,7 @@
               <w:rPr>
                 <w:lang w:val="en-US"/>
               </w:rPr>
-              <w:t>PiHole-Tailscale-Server</w:t>
+              <w:t>Home-Server</w:t>
             </w:r>
             <w:proofErr w:type="spellEnd"/>
           </w:p>
